--- a/002-maze-madness/worksheets/extension-complete-maze.docx
+++ b/002-maze-madness/worksheets/extension-complete-maze.docx
@@ -55,7 +55,7 @@
         <w:t>Time:</w:t>
       </w:r>
       <w:r>
-        <w:t xml:space="preserve"> about 60 minutes</w:t>
+        <w:t xml:space="preserve"> about 55 minutes</w:t>
       </w:r>
     </w:p>
     <w:p>
@@ -64,16 +64,7 @@
         <w:keepLines/>
       </w:pPr>
       <w:r>
-        <w:t xml:space="preserve">This is an </w:t>
-      </w:r>
-      <w:r>
-        <w:rPr>
-          <w:b/>
-        </w:rPr>
-        <w:t>extension challenge</w:t>
-      </w:r>
-      <w:r>
-        <w:t xml:space="preserve"> for students who have finished the weekly mazes. The agent already knows </w:t>
+        <w:t xml:space="preserve">The agent knows </w:t>
       </w:r>
       <w:r>
         <w:rPr>
@@ -82,7 +73,7 @@
         <w:t>four rules</w:t>
       </w:r>
       <w:r>
-        <w:t xml:space="preserve"> for following a redstone trail through a 3D maze. But the solver is </w:t>
+        <w:t xml:space="preserve"> to follow a redstone trail through a 3D maze. The solver is </w:t>
       </w:r>
       <w:r>
         <w:rPr>
@@ -91,34 +82,25 @@
         <w:t>not finished</w:t>
       </w:r>
       <w:r>
-        <w:t xml:space="preserve"> — at two junctions the agent gets stuck because one redstone signal is not enough. Your job is to </w:t>
+        <w:t xml:space="preserve">: at two junctions two signals are on at once, so one signal is not enough and the agent stops. Add </w:t>
       </w:r>
       <w:r>
         <w:rPr>
           <w:b/>
         </w:rPr>
-        <w:t>add two more rules</w:t>
+        <w:t>two AND rules</w:t>
       </w:r>
       <w:r>
-        <w:t xml:space="preserve">, and both of them must be </w:t>
+        <w:t xml:space="preserve"> of your own — </w:t>
       </w:r>
       <w:r>
         <w:rPr>
           <w:b/>
         </w:rPr>
-        <w:t>AND</w:t>
+        <w:t>you</w:t>
       </w:r>
       <w:r>
-        <w:t xml:space="preserve"> conditions (two things true at the same time). </w:t>
-      </w:r>
-      <w:r>
-        <w:rPr>
-          <w:b/>
-        </w:rPr>
-        <w:t>You</w:t>
-      </w:r>
-      <w:r>
-        <w:t xml:space="preserve"> decide which two signals each junction needs — go look at the maze and figure it out. Then run the solver and get the agent all the way to the goal.</w:t>
+        <w:t xml:space="preserve"> decide which two signals each junction needs. Then drive the agent to the goal.</w:t>
       </w:r>
     </w:p>
     <w:p>
@@ -127,16 +109,7 @@
         <w:keepLines/>
       </w:pPr>
       <w:r>
-        <w:t xml:space="preserve">You drive it with </w:t>
-      </w:r>
-      <w:r>
-        <w:rPr>
-          <w:b/>
-        </w:rPr>
-        <w:t>chat commands</w:t>
-      </w:r>
-      <w:r>
-        <w:t xml:space="preserve">: type </w:t>
+        <w:t xml:space="preserve">Chat: </w:t>
       </w:r>
       <w:r>
         <w:rPr>
@@ -147,7 +120,7 @@
         <w:t>l</w:t>
       </w:r>
       <w:r>
-        <w:t xml:space="preserve"> to turn left, </w:t>
+        <w:t xml:space="preserve"> turn left, </w:t>
       </w:r>
       <w:r>
         <w:rPr>
@@ -158,7 +131,7 @@
         <w:t>r</w:t>
       </w:r>
       <w:r>
-        <w:t xml:space="preserve"> to turn right, </w:t>
+        <w:t xml:space="preserve"> turn right, </w:t>
       </w:r>
       <w:r>
         <w:rPr>
@@ -169,7 +142,7 @@
         <w:t>run</w:t>
       </w:r>
       <w:r>
-        <w:t xml:space="preserve"> to start the solver, and </w:t>
+        <w:t xml:space="preserve"> start solver, </w:t>
       </w:r>
       <w:r>
         <w:rPr>
@@ -180,7 +153,7 @@
         <w:t>rl</w:t>
       </w:r>
       <w:r>
-        <w:t xml:space="preserve"> to teleport the agent back to you.</w:t>
+        <w:t xml:space="preserve"> bring agent back.</w:t>
       </w:r>
     </w:p>
     <w:p>
@@ -196,7 +169,7 @@
           <w:color w:val="1A4D2E"/>
           <w:sz w:val="30"/>
         </w:rPr>
-        <w:t>1 · Read the Four Rules the Agent Already Knows 🎛️</w:t>
+        <w:t>1 · Read the Four Rules 🎛️</w:t>
       </w:r>
     </w:p>
     <w:p>
@@ -205,7 +178,7 @@
         <w:keepLines/>
       </w:pPr>
       <w:r>
-        <w:t xml:space="preserve">The solver already has these four rules. Each one checks </w:t>
+        <w:t xml:space="preserve">Each rule checks </w:t>
       </w:r>
       <w:r>
         <w:rPr>
@@ -214,7 +187,7 @@
         <w:t>one</w:t>
       </w:r>
       <w:r>
-        <w:t xml:space="preserve"> redstone signal and does </w:t>
+        <w:t xml:space="preserve"> signal and does </w:t>
       </w:r>
       <w:r>
         <w:rPr>
@@ -265,7 +238,7 @@
         <w:rPr>
           <w:b/>
         </w:rPr>
-        <w:t>Fill in this table from the code above. You will reuse these actions in your own rules later.</w:t>
+        <w:t>Fill the table from the code. You will reuse these actions.</w:t>
       </w:r>
     </w:p>
     <w:p>
@@ -274,7 +247,7 @@
         <w:keepLines/>
       </w:pPr>
       <w:r>
-        <w:t>| When the agent sees… | the agent will… |</w:t>
+        <w:t>| Signal | Action |</w:t>
       </w:r>
     </w:p>
     <w:p>
@@ -292,7 +265,7 @@
         <w:keepLines/>
       </w:pPr>
       <w:r>
-        <w:t xml:space="preserve">| redstone on the </w:t>
+        <w:t xml:space="preserve">| redstone </w:t>
       </w:r>
       <w:r>
         <w:rPr>
@@ -310,7 +283,7 @@
         <w:keepLines/>
       </w:pPr>
       <w:r>
-        <w:t xml:space="preserve">| redstone on the </w:t>
+        <w:t xml:space="preserve">| redstone </w:t>
       </w:r>
       <w:r>
         <w:rPr>
@@ -367,20 +340,7 @@
         <w:rPr>
           <w:b/>
         </w:rPr>
-        <w:t>Notice the trick: redstone on the _left_ makes the agent turn _right_, and redstone _below_ makes it move _up_. In your own words, why might the maze be built this way (signal on one side, action to the other)?</w:t>
-      </w:r>
-    </w:p>
-    <w:p>
-      <w:pPr>
-        <w:spacing w:after="0" w:before="0" w:line="520" w:lineRule="exact"/>
-        <w:keepNext/>
-        <w:keepLines/>
-        <w:pBdr>
-          <w:bottom w:val="single" w:sz="6" w:space="1" w:color="C9C9C9"/>
-        </w:pBdr>
-      </w:pPr>
-      <w:r>
-        <w:t xml:space="preserve"> </w:t>
+        <w:t>A left signal makes the agent turn _right_; a signal below makes it move _up_. Why might the maze pair a signal on one side with an action to the other?</w:t>
       </w:r>
     </w:p>
     <w:p>
@@ -444,7 +404,7 @@
         <w:keepLines/>
       </w:pPr>
       <w:r>
-        <w:t xml:space="preserve">At most junctions only </w:t>
+        <w:t xml:space="preserve">Most junctions have </w:t>
       </w:r>
       <w:r>
         <w:rPr>
@@ -453,16 +413,7 @@
         <w:t>one</w:t>
       </w:r>
       <w:r>
-        <w:t xml:space="preserve"> redstone signal is on, so one of the four rules fires. But the maze has </w:t>
-      </w:r>
-      <w:r>
-        <w:rPr>
-          <w:b/>
-        </w:rPr>
-        <w:t>two special junctions</w:t>
-      </w:r>
-      <w:r>
-        <w:t xml:space="preserve"> where </w:t>
+        <w:t xml:space="preserve"> signal on, so one rule fires. Two junctions have </w:t>
       </w:r>
       <w:r>
         <w:rPr>
@@ -471,28 +422,39 @@
         <w:t>two</w:t>
       </w:r>
       <w:r>
-        <w:t xml:space="preserve"> signals are on </w:t>
+        <w:t xml:space="preserve"> signals on at once — there the four rules are not enough and the agent stops.</w:t>
       </w:r>
+    </w:p>
+    <w:p>
+      <w:pPr>
+        <w:keepNext/>
+        <w:keepLines/>
+      </w:pPr>
+      <w:r>
+        <w:t xml:space="preserve">Type </w:t>
+      </w:r>
+      <w:r>
+        <w:rPr>
+          <w:rFonts w:ascii="Consolas" w:hAnsi="Consolas" w:cs="Consolas"/>
+          <w:sz w:val="21"/>
+          <w:shd w:val="clear" w:fill="EEEEEE"/>
+        </w:rPr>
+        <w:t>run</w:t>
+      </w:r>
+      <w:r>
+        <w:t>. Watch where it stops. Walk over and look around the agent.</w:t>
+      </w:r>
+    </w:p>
+    <w:p>
+      <w:pPr>
+        <w:keepNext/>
+        <w:keepLines/>
+      </w:pPr>
       <w:r>
         <w:rPr>
           <w:b/>
         </w:rPr>
-        <w:t>at the same time</w:t>
-      </w:r>
-      <w:r>
-        <w:t>. There the four rules are not enough — only the first matching one fires, and the agent stops.</w:t>
-      </w:r>
-    </w:p>
-    <w:p>
-      <w:pPr>
-        <w:keepNext/>
-        <w:keepLines/>
-      </w:pPr>
-      <w:r>
-        <w:rPr>
-          <w:b/>
-        </w:rPr>
-        <w:t>Run the solver with `run`. Watch where it stops. Walk over to that spot and look around the agent. Which redstone signals are on there? Tick all you see, then do the same for the second stuck spot.</w:t>
+        <w:t>Tick the signals on at each stuck junction.</w:t>
       </w:r>
     </w:p>
     <w:p>
@@ -528,7 +490,7 @@
         <w:t>Junction 1</w:t>
       </w:r>
       <w:r>
-        <w:t xml:space="preserve"> (first place it stops) | | | | |</w:t>
+        <w:t xml:space="preserve"> | | | | |</w:t>
       </w:r>
     </w:p>
     <w:p>
@@ -546,7 +508,7 @@
         <w:t>Junction 2</w:t>
       </w:r>
       <w:r>
-        <w:t xml:space="preserve"> (second place it stops) | | | | |</w:t>
+        <w:t xml:space="preserve"> | | | | |</w:t>
       </w:r>
     </w:p>
     <w:p>
@@ -558,7 +520,7 @@
         <w:rPr>
           <w:b/>
         </w:rPr>
-        <w:t>At each stuck junction, only the _first_ matching rule fires and the agent freezes. Look at the words `if` and `elif` — how many of those branches can run on one pass? Why does that leave the second signal unused?</w:t>
+        <w:t>Only the first matching `if`/`elif` branch runs on each pass. Why does that leave the second signal unused?</w:t>
       </w:r>
     </w:p>
     <w:p>
@@ -590,19 +552,6 @@
     <w:p>
       <w:pPr>
         <w:spacing w:after="0" w:before="0" w:line="520" w:lineRule="exact"/>
-        <w:keepNext/>
-        <w:keepLines/>
-        <w:pBdr>
-          <w:bottom w:val="single" w:sz="6" w:space="1" w:color="C9C9C9"/>
-        </w:pBdr>
-      </w:pPr>
-      <w:r>
-        <w:t xml:space="preserve"> </w:t>
-      </w:r>
-    </w:p>
-    <w:p>
-      <w:pPr>
-        <w:spacing w:after="0" w:before="0" w:line="520" w:lineRule="exact"/>
         <w:keepNext w:val="0"/>
         <w:keepLines/>
         <w:pBdr>
@@ -626,7 +575,7 @@
           <w:color w:val="1A4D2E"/>
           <w:sz w:val="30"/>
         </w:rPr>
-        <w:t>3 · AND means BOTH at once 🧠</w:t>
+        <w:t>3 · AND means BOTH 🧠</w:t>
       </w:r>
     </w:p>
     <w:p>
@@ -644,7 +593,7 @@
         <w:t>AND</w:t>
       </w:r>
       <w:r>
-        <w:t xml:space="preserve"> condition is true </w:t>
+        <w:t xml:space="preserve"> is true </w:t>
       </w:r>
       <w:r>
         <w:rPr>
@@ -683,7 +632,7 @@
         <w:rPr>
           <w:b/>
         </w:rPr>
-        <w:t>(This is just an example pair — yours may be different.) There is redstone on the left but NOT below. Is this whole condition true? What about redstone below but not on the left?</w:t>
+        <w:t>(Example only — yours may differ.) Left on but NOT below: is the whole condition true? Below on but not left?</w:t>
       </w:r>
     </w:p>
     <w:p>
@@ -734,58 +683,7 @@
         <w:rPr>
           <w:b/>
         </w:rPr>
-        <w:t>Look at your table from section 2. For Junction 1, which two signals are both on? Write the AND condition that is true only at that spot.</w:t>
-      </w:r>
-    </w:p>
-    <w:p>
-      <w:pPr>
-        <w:spacing w:after="0" w:before="0" w:line="520" w:lineRule="exact"/>
-        <w:keepNext/>
-        <w:keepLines/>
-        <w:pBdr>
-          <w:bottom w:val="single" w:sz="6" w:space="1" w:color="C9C9C9"/>
-        </w:pBdr>
-      </w:pPr>
-      <w:r>
-        <w:t xml:space="preserve"> </w:t>
-      </w:r>
-    </w:p>
-    <w:p>
-      <w:pPr>
-        <w:spacing w:after="0" w:before="0" w:line="520" w:lineRule="exact"/>
-        <w:keepNext/>
-        <w:keepLines/>
-        <w:pBdr>
-          <w:bottom w:val="single" w:sz="6" w:space="1" w:color="C9C9C9"/>
-        </w:pBdr>
-      </w:pPr>
-      <w:r>
-        <w:t xml:space="preserve"> </w:t>
-      </w:r>
-    </w:p>
-    <w:p>
-      <w:pPr>
-        <w:spacing w:after="0" w:before="0" w:line="520" w:lineRule="exact"/>
-        <w:keepNext w:val="0"/>
-        <w:keepLines/>
-        <w:pBdr>
-          <w:bottom w:val="single" w:sz="6" w:space="1" w:color="C9C9C9"/>
-        </w:pBdr>
-      </w:pPr>
-      <w:r>
-        <w:t xml:space="preserve"> </w:t>
-      </w:r>
-    </w:p>
-    <w:p>
-      <w:pPr>
-        <w:keepNext/>
-        <w:keepLines/>
-      </w:pPr>
-      <w:r>
-        <w:rPr>
-          <w:b/>
-        </w:rPr>
-        <w:t>At that junction the agent must do the action for _each_ signal (use your table from section 1). Write those action lines in the order you think they should happen.</w:t>
+        <w:t>Look at Junction 1 in your table. Write the AND condition true only at that spot, then the action for each signal in the order you want them.</w:t>
       </w:r>
     </w:p>
     <w:p>
@@ -871,16 +769,16 @@
         <w:t>M002 Complete the Maze</w:t>
       </w:r>
       <w:r>
-        <w:t xml:space="preserve"> world. Find the four rules from section 1 in the code. You will add </w:t>
+        <w:t xml:space="preserve"> world. Find the four rules. Add </w:t>
       </w:r>
       <w:r>
         <w:rPr>
           <w:b/>
         </w:rPr>
-        <w:t>two more `elif` branches</w:t>
+        <w:t>two `elif` branches</w:t>
       </w:r>
       <w:r>
-        <w:t xml:space="preserve">, one for each stuck junction, using the signals </w:t>
+        <w:t xml:space="preserve">, one per stuck junction, using the signals </w:t>
       </w:r>
       <w:r>
         <w:rPr>
@@ -901,10 +799,7 @@
         <w:rPr>
           <w:b/>
         </w:rPr>
-        <w:t>Rule for Junction 1</w:t>
-      </w:r>
-      <w:r>
-        <w:t xml:space="preserve"> — write the whole branch: the AND condition for the two signals on at that spot, then the action for each signal (from your table in section 1).</w:t>
+        <w:t>Junction 1 — write the whole branch: the AND condition, then the action for each signal.</w:t>
       </w:r>
     </w:p>
     <w:p>
@@ -988,10 +883,7 @@
         <w:rPr>
           <w:b/>
         </w:rPr>
-        <w:t>Rule for Junction 2</w:t>
-      </w:r>
-      <w:r>
-        <w:t xml:space="preserve"> — write the whole branch yourself, from scratch:</w:t>
+        <w:t>Junction 2 — write the whole branch from scratch.</w:t>
       </w:r>
     </w:p>
     <w:p>
@@ -1055,20 +947,7 @@
         <w:rPr>
           <w:b/>
         </w:rPr>
-        <w:t>Both new rules must be checked _before_ the four single-signal rules. Why? What would happen at a stuck junction if one of the plain single-signal rules was checked first?</w:t>
-      </w:r>
-    </w:p>
-    <w:p>
-      <w:pPr>
-        <w:spacing w:after="0" w:before="0" w:line="520" w:lineRule="exact"/>
-        <w:keepNext/>
-        <w:keepLines/>
-        <w:pBdr>
-          <w:bottom w:val="single" w:sz="6" w:space="1" w:color="C9C9C9"/>
-        </w:pBdr>
-      </w:pPr>
-      <w:r>
-        <w:t xml:space="preserve"> </w:t>
+        <w:t>Both new rules must be checked _before_ the four single-signal rules. Why? What happens at a stuck junction if a plain single-signal rule is checked first?</w:t>
       </w:r>
     </w:p>
     <w:p>
@@ -1132,7 +1011,7 @@
         <w:keepLines/>
       </w:pPr>
       <w:r>
-        <w:t>Each block is broken. Read what it should do, rewrite it so it works, then explain the fix. (The signals here are just examples — the idea is the same for whatever pair you chose.)</w:t>
+        <w:t>Each block is broken. Rewrite it, then explain the fix. (Signals here are examples.)</w:t>
       </w:r>
     </w:p>
     <w:p>
@@ -1147,7 +1026,7 @@
         <w:t>Bug A</w:t>
       </w:r>
       <w:r>
-        <w:t xml:space="preserve"> — This junction rule should fire </w:t>
+        <w:t xml:space="preserve"> — should fire </w:t>
       </w:r>
       <w:r>
         <w:rPr>
@@ -1156,7 +1035,7 @@
         <w:t>only when both</w:t>
       </w:r>
       <w:r>
-        <w:t xml:space="preserve"> signals are on. Right now it fires when </w:t>
+        <w:t xml:space="preserve"> signals are on, but fires when </w:t>
       </w:r>
       <w:r>
         <w:rPr>
@@ -1165,7 +1044,7 @@
         <w:t>either</w:t>
       </w:r>
       <w:r>
-        <w:t xml:space="preserve"> one is there, so it triggers at the wrong spots too.</w:t>
+        <w:t xml:space="preserve"> one is, so it triggers at wrong spots.</w:t>
       </w:r>
     </w:p>
     <w:p>
@@ -1197,30 +1076,6 @@
         <w:rPr>
           <w:b/>
         </w:rPr>
-        <w:t>Hint:</w:t>
-      </w:r>
-      <w:r>
-        <w:t xml:space="preserve"> "this signal </w:t>
-      </w:r>
-      <w:r>
-        <w:rPr>
-          <w:b/>
-        </w:rPr>
-        <w:t>and</w:t>
-      </w:r>
-      <w:r>
-        <w:t xml:space="preserve"> that signal" — both must be true together.</w:t>
-      </w:r>
-    </w:p>
-    <w:p>
-      <w:pPr>
-        <w:keepNext/>
-        <w:keepLines/>
-      </w:pPr>
-      <w:r>
-        <w:rPr>
-          <w:b/>
-        </w:rPr>
         <w:t>Write the fixed code:</w:t>
       </w:r>
     </w:p>
@@ -1285,20 +1140,7 @@
         <w:rPr>
           <w:b/>
         </w:rPr>
-        <w:t>Why was it wrong? Why does your fix work?</w:t>
-      </w:r>
-    </w:p>
-    <w:p>
-      <w:pPr>
-        <w:spacing w:after="0" w:before="0" w:line="520" w:lineRule="exact"/>
-        <w:keepNext/>
-        <w:keepLines/>
-        <w:pBdr>
-          <w:bottom w:val="single" w:sz="6" w:space="1" w:color="C9C9C9"/>
-        </w:pBdr>
-      </w:pPr>
-      <w:r>
-        <w:t xml:space="preserve"> </w:t>
+        <w:t>Why was it wrong?</w:t>
       </w:r>
     </w:p>
     <w:p>
@@ -1352,7 +1194,7 @@
         <w:t>Bug B</w:t>
       </w:r>
       <w:r>
-        <w:t xml:space="preserve"> — A junction needs </w:t>
+        <w:t xml:space="preserve"> — a junction needs </w:t>
       </w:r>
       <w:r>
         <w:rPr>
@@ -1361,7 +1203,7 @@
         <w:t>two</w:t>
       </w:r>
       <w:r>
-        <w:t xml:space="preserve"> actions, but this rule only does one, so the agent solves half the junction and gets stuck again.</w:t>
+        <w:t xml:space="preserve"> actions, but this rule does one, so the agent solves half and sticks again.</w:t>
       </w:r>
     </w:p>
     <w:p>
@@ -1391,21 +1233,6 @@
         <w:rPr>
           <w:b/>
         </w:rPr>
-        <w:t>Hint:</w:t>
-      </w:r>
-      <w:r>
-        <w:t xml:space="preserve"> each signal in the AND has its own action. How many actions should this branch have?</w:t>
-      </w:r>
-    </w:p>
-    <w:p>
-      <w:pPr>
-        <w:keepNext/>
-        <w:keepLines/>
-      </w:pPr>
-      <w:r>
-        <w:rPr>
-          <w:b/>
-        </w:rPr>
         <w:t>Write the fixed code:</w:t>
       </w:r>
     </w:p>
@@ -1470,20 +1297,7 @@
         <w:rPr>
           <w:b/>
         </w:rPr>
-        <w:t>Why was it wrong? Why does your fix work?</w:t>
-      </w:r>
-    </w:p>
-    <w:p>
-      <w:pPr>
-        <w:spacing w:after="0" w:before="0" w:line="520" w:lineRule="exact"/>
-        <w:keepNext/>
-        <w:keepLines/>
-        <w:pBdr>
-          <w:bottom w:val="single" w:sz="6" w:space="1" w:color="C9C9C9"/>
-        </w:pBdr>
-      </w:pPr>
-      <w:r>
-        <w:t xml:space="preserve"> </w:t>
+        <w:t>Why was it wrong?</w:t>
       </w:r>
     </w:p>
     <w:p>
@@ -1547,13 +1361,13 @@
         <w:keepLines/>
       </w:pPr>
       <w:r>
-        <w:t xml:space="preserve">The goal is to get the agent from the </w:t>
+        <w:t xml:space="preserve">The goal is start to the </w:t>
       </w:r>
       <w:r>
         <w:rPr>
           <w:b/>
         </w:rPr>
-        <w:t>start to the very end</w:t>
+        <w:t>very end</w:t>
       </w:r>
       <w:r>
         <w:t xml:space="preserve"> — past both stuck junctions and every plain turn. Type </w:t>
@@ -1567,7 +1381,7 @@
         <w:t>run</w:t>
       </w:r>
       <w:r>
-        <w:t>, watch where it stops, fix your two new rules, and run again until it reaches the goal.</w:t>
+        <w:t>, watch where it stops, fix your two rules, run again until it reaches the goal.</w:t>
       </w:r>
     </w:p>
     <w:p>
@@ -1576,7 +1390,7 @@
         <w:keepLines/>
       </w:pPr>
       <w:r>
-        <w:t>When the agent finishes, come back here. Send a photo or video of the agent at the goal, then explain what you did. Use these sentence starters — write 4 to 6 sentences total.</w:t>
+        <w:t>Send a photo or video of the agent at the goal. Then write 4 to 6 sentences with these starters.</w:t>
       </w:r>
     </w:p>
     <w:p>
@@ -1591,7 +1405,7 @@
           <w:i/>
           <w:color w:val="444444"/>
         </w:rPr>
-        <w:t>The four rules the agent already had each checked …</w:t>
+        <w:t>Each of the four rules checked …</w:t>
       </w:r>
     </w:p>
     <w:p>
@@ -1606,7 +1420,7 @@
           <w:i/>
           <w:color w:val="444444"/>
         </w:rPr>
-        <w:t>The agent got stuck at a junction because one redstone signal was not …</w:t>
+        <w:t>The agent got stuck because one signal was not …</w:t>
       </w:r>
     </w:p>
     <w:p>
@@ -1621,7 +1435,7 @@
           <w:i/>
           <w:color w:val="444444"/>
         </w:rPr>
-        <w:t>The two signals I found at the first stuck junction were … and …</w:t>
+        <w:t>The two signals at the first stuck junction were … and …</w:t>
       </w:r>
     </w:p>
     <w:p>
@@ -1636,7 +1450,7 @@
           <w:i/>
           <w:color w:val="444444"/>
         </w:rPr>
-        <w:t>My AND rule was true only when both of those were …</w:t>
+        <w:t>My AND rule was true only when both were …</w:t>
       </w:r>
     </w:p>
     <w:p>
@@ -1666,7 +1480,7 @@
           <w:i/>
           <w:color w:val="444444"/>
         </w:rPr>
-        <w:t>The hardest part of finishing the whole maze was …</w:t>
+        <w:t>The hardest part was …</w:t>
       </w:r>
     </w:p>
     <w:p>
@@ -1838,7 +1652,7 @@
           <w:color w:val="1A4D2E"/>
           <w:sz w:val="30"/>
         </w:rPr>
-        <w:t>7 · Record Your Walkthrough 🎥</w:t>
+        <w:t>7 · Plan Your Walkthrough Video 🎥</w:t>
       </w:r>
     </w:p>
     <w:p>
@@ -1847,7 +1661,7 @@
         <w:keepLines/>
       </w:pPr>
       <w:r>
-        <w:t xml:space="preserve">Take a video on your phone (or a parent's phone) while the agent solves the whole maze. Talk through it like you are teaching someone who has never seen it. Try to use these words: </w:t>
+        <w:t xml:space="preserve">Film on your phone (or a parent's) while the agent solves the whole maze. Teach it like the viewer has never seen it. Try these words: </w:t>
       </w:r>
       <w:r>
         <w:rPr>
@@ -1963,7 +1777,7 @@
         <w:ind w:left="864"/>
       </w:pPr>
       <w:r>
-        <w:t>3.  Read one of your AND rules out loud and say which two signals must be true.</w:t>
+        <w:t>3.  Read one AND rule and say which two signals must be true.</w:t>
       </w:r>
     </w:p>
     <w:p>
@@ -1974,7 +1788,7 @@
         <w:ind w:left="864"/>
       </w:pPr>
       <w:r>
-        <w:t>4.  Show the agent passing one of the two stuck junctions.</w:t>
+        <w:t>4.  Show the agent passing a stuck junction.</w:t>
       </w:r>
     </w:p>
     <w:p>
@@ -1985,7 +1799,7 @@
         <w:ind w:left="864"/>
       </w:pPr>
       <w:r>
-        <w:t>5.  Show it reaching the goal at the end.</w:t>
+        <w:t>5.  Show it reaching the goal.</w:t>
       </w:r>
     </w:p>
     <w:p>
@@ -1997,10 +1811,7 @@
         <w:rPr>
           <w:b/>
         </w:rPr>
-        <w:t>Write what you will say in your video.</w:t>
-      </w:r>
-      <w:r>
-        <w:t xml:space="preserve"> Plan it here first — you can read from it while filming.</w:t>
+        <w:t>Write what you will say. Plan it here first — read from it while filming.</w:t>
       </w:r>
     </w:p>
     <w:p>
